--- a/Documents/Python-Notes.docx
+++ b/Documents/Python-Notes.docx
@@ -55,10 +55,10 @@
           <w:rFonts w:ascii="Lato" w:eastAsia="Times New Roman" w:hAnsi="Lato" w:cs="Times New Roman"/>
           <w:b/>
           <w:bCs/>
+          <w:color w:val="000000" w:themeColor="text1"/>
           <w:kern w:val="0"/>
           <w:sz w:val="24"/>
           <w:szCs w:val="24"/>
-          <w:u w:val="single"/>
           <w:lang w:eastAsia="en-IN"/>
           <w14:ligatures w14:val="none"/>
         </w:rPr>
@@ -68,10 +68,11 @@
           <w:rFonts w:ascii="Lato" w:eastAsia="Times New Roman" w:hAnsi="Lato" w:cs="Times New Roman"/>
           <w:b/>
           <w:bCs/>
+          <w:color w:val="000000" w:themeColor="text1"/>
           <w:kern w:val="0"/>
           <w:sz w:val="24"/>
           <w:szCs w:val="24"/>
-          <w:u w:val="single"/>
+          <w:highlight w:val="lightGray"/>
           <w:lang w:eastAsia="en-IN"/>
           <w14:ligatures w14:val="none"/>
         </w:rPr>
@@ -344,17 +345,83 @@
     </w:p>
     <w:p>
       <w:pPr>
-        <w:rPr>
+        <w:shd w:val="clear" w:color="auto" w:fill="171B1D"/>
+        <w:spacing w:after="0" w:line="200" w:lineRule="atLeast"/>
+        <w:jc w:val="both"/>
+        <w:rPr>
+          <w:rFonts w:ascii="sofia-pro" w:eastAsia="Times New Roman" w:hAnsi="sofia-pro" w:cs="Times New Roman"/>
+          <w:color w:val="A5A5A5"/>
+          <w:kern w:val="0"/>
+          <w:sz w:val="24"/>
+          <w:szCs w:val="24"/>
+          <w:lang w:eastAsia="en-IN"/>
+          <w14:ligatures w14:val="none"/>
+        </w:rPr>
+      </w:pPr>
+    </w:p>
+    <w:p>
+      <w:pPr>
+        <w:shd w:val="clear" w:color="auto" w:fill="171B1D"/>
+        <w:spacing w:after="0" w:line="308" w:lineRule="atLeast"/>
+        <w:jc w:val="both"/>
+        <w:outlineLvl w:val="2"/>
+        <w:rPr>
+          <w:rFonts w:ascii="Lato" w:eastAsia="Times New Roman" w:hAnsi="Lato" w:cs="Times New Roman"/>
           <w:b/>
           <w:bCs/>
-          <w:sz w:val="24"/>
-          <w:szCs w:val="24"/>
-          <w:lang w:val="en-US"/>
-        </w:rPr>
-      </w:pPr>
-    </w:p>
-    <w:p>
-      <w:pPr>
+          <w:kern w:val="0"/>
+          <w:sz w:val="24"/>
+          <w:szCs w:val="24"/>
+          <w:u w:val="single"/>
+          <w:lang w:eastAsia="en-IN"/>
+          <w14:ligatures w14:val="none"/>
+        </w:rPr>
+      </w:pPr>
+    </w:p>
+    <w:p>
+      <w:pPr>
+        <w:rPr>
+          <w:sz w:val="24"/>
+          <w:szCs w:val="24"/>
+          <w:lang w:val="en-US"/>
+        </w:rPr>
+      </w:pPr>
+    </w:p>
+    <w:p>
+      <w:pPr>
+        <w:rPr>
+          <w:sz w:val="24"/>
+          <w:szCs w:val="24"/>
+          <w:lang w:val="en-US"/>
+        </w:rPr>
+      </w:pPr>
+    </w:p>
+    <w:p>
+      <w:pPr>
+        <w:rPr>
+          <w:sz w:val="24"/>
+          <w:szCs w:val="24"/>
+          <w:lang w:val="en-US"/>
+        </w:rPr>
+      </w:pPr>
+      <w:r>
+        <w:rPr>
+          <w:sz w:val="24"/>
+          <w:szCs w:val="24"/>
+          <w:lang w:val="en-US"/>
+        </w:rPr>
+        <w:br w:type="page"/>
+      </w:r>
+    </w:p>
+    <w:p>
+      <w:pPr>
+        <w:rPr>
+          <w:sz w:val="24"/>
+          <w:szCs w:val="24"/>
+          <w:lang w:val="en-US"/>
+        </w:rPr>
+      </w:pPr>
+      <w:r>
         <w:rPr>
           <w:b/>
           <w:bCs/>
@@ -362,8 +429,334 @@
           <w:szCs w:val="24"/>
           <w:lang w:val="en-US"/>
         </w:rPr>
-      </w:pPr>
-      <w:r>
+        <w:lastRenderedPageBreak/>
+        <w:t>Datatype</w:t>
+      </w:r>
+      <w:r>
+        <w:rPr>
+          <w:sz w:val="24"/>
+          <w:szCs w:val="24"/>
+          <w:lang w:val="en-US"/>
+        </w:rPr>
+        <w:t>:</w:t>
+      </w:r>
+    </w:p>
+    <w:p>
+      <w:pPr>
+        <w:rPr>
+          <w:sz w:val="24"/>
+          <w:szCs w:val="24"/>
+          <w:lang w:val="en-US"/>
+        </w:rPr>
+      </w:pPr>
+      <w:r>
+        <w:rPr>
+          <w:noProof/>
+        </w:rPr>
+        <w:drawing>
+          <wp:inline distT="0" distB="0" distL="0" distR="0" wp14:anchorId="44019517" wp14:editId="280EBD33">
+            <wp:extent cx="5731510" cy="2714625"/>
+            <wp:effectExtent l="19050" t="19050" r="21590" b="28575"/>
+            <wp:docPr id="720902099" name="Picture 1" descr="python_data_types"/>
+            <wp:cNvGraphicFramePr>
+              <a:graphicFrameLocks xmlns:a="http://schemas.openxmlformats.org/drawingml/2006/main" noChangeAspect="1"/>
+            </wp:cNvGraphicFramePr>
+            <a:graphic xmlns:a="http://schemas.openxmlformats.org/drawingml/2006/main">
+              <a:graphicData uri="http://schemas.openxmlformats.org/drawingml/2006/picture">
+                <pic:pic xmlns:pic="http://schemas.openxmlformats.org/drawingml/2006/picture">
+                  <pic:nvPicPr>
+                    <pic:cNvPr id="0" name="Picture 1" descr="python_data_types"/>
+                    <pic:cNvPicPr>
+                      <a:picLocks noChangeAspect="1" noChangeArrowheads="1"/>
+                    </pic:cNvPicPr>
+                  </pic:nvPicPr>
+                  <pic:blipFill>
+                    <a:blip r:embed="rId5">
+                      <a:extLst>
+                        <a:ext uri="{28A0092B-C50C-407E-A947-70E740481C1C}">
+                          <a14:useLocalDpi xmlns:a14="http://schemas.microsoft.com/office/drawing/2010/main" val="0"/>
+                        </a:ext>
+                      </a:extLst>
+                    </a:blip>
+                    <a:srcRect/>
+                    <a:stretch>
+                      <a:fillRect/>
+                    </a:stretch>
+                  </pic:blipFill>
+                  <pic:spPr bwMode="auto">
+                    <a:xfrm>
+                      <a:off x="0" y="0"/>
+                      <a:ext cx="5731510" cy="2714625"/>
+                    </a:xfrm>
+                    <a:prstGeom prst="rect">
+                      <a:avLst/>
+                    </a:prstGeom>
+                    <a:noFill/>
+                    <a:ln>
+                      <a:solidFill>
+                        <a:schemeClr val="tx1"/>
+                      </a:solidFill>
+                    </a:ln>
+                  </pic:spPr>
+                </pic:pic>
+              </a:graphicData>
+            </a:graphic>
+          </wp:inline>
+        </w:drawing>
+      </w:r>
+    </w:p>
+    <w:p>
+      <w:pPr>
+        <w:pStyle w:val="ListParagraph"/>
+        <w:numPr>
+          <w:ilvl w:val="0"/>
+          <w:numId w:val="4"/>
+        </w:numPr>
+        <w:rPr>
+          <w:sz w:val="24"/>
+          <w:szCs w:val="24"/>
+          <w:lang w:val="en-US"/>
+        </w:rPr>
+      </w:pPr>
+      <w:r>
+        <w:rPr>
+          <w:sz w:val="24"/>
+          <w:szCs w:val="24"/>
+          <w:lang w:val="en-US"/>
+        </w:rPr>
+        <w:t>Mutable type</w:t>
+      </w:r>
+    </w:p>
+    <w:p>
+      <w:pPr>
+        <w:pStyle w:val="ListParagraph"/>
+        <w:numPr>
+          <w:ilvl w:val="1"/>
+          <w:numId w:val="4"/>
+        </w:numPr>
+        <w:rPr>
+          <w:sz w:val="24"/>
+          <w:szCs w:val="24"/>
+          <w:lang w:val="en-US"/>
+        </w:rPr>
+      </w:pPr>
+      <w:r>
+        <w:rPr>
+          <w:sz w:val="24"/>
+          <w:szCs w:val="24"/>
+          <w:lang w:val="en-US"/>
+        </w:rPr>
+        <w:t>Numeric</w:t>
+      </w:r>
+    </w:p>
+    <w:p>
+      <w:pPr>
+        <w:pStyle w:val="ListParagraph"/>
+        <w:numPr>
+          <w:ilvl w:val="1"/>
+          <w:numId w:val="4"/>
+        </w:numPr>
+        <w:rPr>
+          <w:sz w:val="24"/>
+          <w:szCs w:val="24"/>
+          <w:lang w:val="en-US"/>
+        </w:rPr>
+      </w:pPr>
+      <w:r>
+        <w:rPr>
+          <w:sz w:val="24"/>
+          <w:szCs w:val="24"/>
+          <w:lang w:val="en-US"/>
+        </w:rPr>
+        <w:t>Set</w:t>
+      </w:r>
+    </w:p>
+    <w:p>
+      <w:pPr>
+        <w:pStyle w:val="ListParagraph"/>
+        <w:numPr>
+          <w:ilvl w:val="1"/>
+          <w:numId w:val="4"/>
+        </w:numPr>
+        <w:rPr>
+          <w:sz w:val="24"/>
+          <w:szCs w:val="24"/>
+          <w:lang w:val="en-US"/>
+        </w:rPr>
+      </w:pPr>
+      <w:r>
+        <w:rPr>
+          <w:sz w:val="24"/>
+          <w:szCs w:val="24"/>
+          <w:lang w:val="en-US"/>
+        </w:rPr>
+        <w:t>List</w:t>
+      </w:r>
+    </w:p>
+    <w:p>
+      <w:pPr>
+        <w:pStyle w:val="ListParagraph"/>
+        <w:numPr>
+          <w:ilvl w:val="1"/>
+          <w:numId w:val="4"/>
+        </w:numPr>
+        <w:rPr>
+          <w:sz w:val="24"/>
+          <w:szCs w:val="24"/>
+          <w:lang w:val="en-US"/>
+        </w:rPr>
+      </w:pPr>
+      <w:r>
+        <w:rPr>
+          <w:sz w:val="24"/>
+          <w:szCs w:val="24"/>
+          <w:lang w:val="en-US"/>
+        </w:rPr>
+        <w:t>Dictionary</w:t>
+      </w:r>
+    </w:p>
+    <w:p>
+      <w:pPr>
+        <w:pStyle w:val="ListParagraph"/>
+        <w:numPr>
+          <w:ilvl w:val="0"/>
+          <w:numId w:val="4"/>
+        </w:numPr>
+        <w:rPr>
+          <w:sz w:val="24"/>
+          <w:szCs w:val="24"/>
+          <w:lang w:val="en-US"/>
+        </w:rPr>
+      </w:pPr>
+      <w:r>
+        <w:rPr>
+          <w:sz w:val="24"/>
+          <w:szCs w:val="24"/>
+          <w:lang w:val="en-US"/>
+        </w:rPr>
+        <w:t>Immutable types</w:t>
+      </w:r>
+    </w:p>
+    <w:p>
+      <w:pPr>
+        <w:pStyle w:val="ListParagraph"/>
+        <w:numPr>
+          <w:ilvl w:val="1"/>
+          <w:numId w:val="4"/>
+        </w:numPr>
+        <w:rPr>
+          <w:sz w:val="24"/>
+          <w:szCs w:val="24"/>
+          <w:lang w:val="en-US"/>
+        </w:rPr>
+      </w:pPr>
+      <w:r>
+        <w:rPr>
+          <w:sz w:val="24"/>
+          <w:szCs w:val="24"/>
+          <w:lang w:val="en-US"/>
+        </w:rPr>
+        <w:t>Strings</w:t>
+      </w:r>
+    </w:p>
+    <w:p>
+      <w:pPr>
+        <w:pStyle w:val="ListParagraph"/>
+        <w:numPr>
+          <w:ilvl w:val="1"/>
+          <w:numId w:val="4"/>
+        </w:numPr>
+        <w:rPr>
+          <w:sz w:val="24"/>
+          <w:szCs w:val="24"/>
+          <w:lang w:val="en-US"/>
+        </w:rPr>
+      </w:pPr>
+      <w:r>
+        <w:rPr>
+          <w:sz w:val="24"/>
+          <w:szCs w:val="24"/>
+          <w:lang w:val="en-US"/>
+        </w:rPr>
+        <w:t>Boolean</w:t>
+      </w:r>
+    </w:p>
+    <w:p>
+      <w:pPr>
+        <w:pStyle w:val="ListParagraph"/>
+        <w:numPr>
+          <w:ilvl w:val="1"/>
+          <w:numId w:val="4"/>
+        </w:numPr>
+        <w:rPr>
+          <w:sz w:val="24"/>
+          <w:szCs w:val="24"/>
+          <w:lang w:val="en-US"/>
+        </w:rPr>
+      </w:pPr>
+      <w:r>
+        <w:rPr>
+          <w:sz w:val="24"/>
+          <w:szCs w:val="24"/>
+          <w:lang w:val="en-US"/>
+        </w:rPr>
+        <w:t>Tuples</w:t>
+      </w:r>
+      <w:r>
+        <w:rPr>
+          <w:sz w:val="24"/>
+          <w:szCs w:val="24"/>
+          <w:lang w:val="en-US"/>
+        </w:rPr>
+        <w:t xml:space="preserve"> </w:t>
+      </w:r>
+    </w:p>
+    <w:p>
+      <w:pPr>
+        <w:rPr>
+          <w:sz w:val="24"/>
+          <w:szCs w:val="24"/>
+          <w:lang w:val="en-US"/>
+        </w:rPr>
+      </w:pPr>
+    </w:p>
+    <w:p>
+      <w:pPr>
+        <w:rPr>
+          <w:sz w:val="24"/>
+          <w:szCs w:val="24"/>
+          <w:lang w:val="en-US"/>
+        </w:rPr>
+      </w:pPr>
+    </w:p>
+    <w:p>
+      <w:pPr>
+        <w:rPr>
+          <w:sz w:val="24"/>
+          <w:szCs w:val="24"/>
+          <w:lang w:val="en-US"/>
+        </w:rPr>
+      </w:pPr>
+    </w:p>
+    <w:p>
+      <w:pPr>
+        <w:rPr>
+          <w:sz w:val="24"/>
+          <w:szCs w:val="24"/>
+          <w:lang w:val="en-US"/>
+        </w:rPr>
+      </w:pPr>
+      <w:r>
+        <w:rPr>
+          <w:sz w:val="24"/>
+          <w:szCs w:val="24"/>
+          <w:lang w:val="en-US"/>
+        </w:rPr>
+        <w:br w:type="page"/>
+      </w:r>
+    </w:p>
+    <w:p>
+      <w:pPr>
         <w:rPr>
           <w:b/>
           <w:bCs/>
@@ -371,6 +764,16 @@
           <w:szCs w:val="24"/>
           <w:lang w:val="en-US"/>
         </w:rPr>
+      </w:pPr>
+      <w:r>
+        <w:rPr>
+          <w:b/>
+          <w:bCs/>
+          <w:sz w:val="24"/>
+          <w:szCs w:val="24"/>
+          <w:lang w:val="en-US"/>
+        </w:rPr>
+        <w:lastRenderedPageBreak/>
         <w:t>Typecasting</w:t>
       </w:r>
       <w:r>
@@ -592,20 +995,19 @@
     </w:tbl>
     <w:p>
       <w:pPr>
-        <w:pStyle w:val="ListParagraph"/>
-        <w:rPr>
-          <w:sz w:val="24"/>
-          <w:szCs w:val="24"/>
-          <w:lang w:val="en-US"/>
-        </w:rPr>
-      </w:pPr>
-      <w:r>
-        <w:rPr>
-          <w:sz w:val="24"/>
-          <w:szCs w:val="24"/>
-          <w:lang w:val="en-US"/>
-        </w:rPr>
-        <w:t xml:space="preserve"> </w:t>
+        <w:rPr>
+          <w:sz w:val="24"/>
+          <w:szCs w:val="24"/>
+          <w:lang w:val="en-US"/>
+        </w:rPr>
+      </w:pPr>
+      <w:r>
+        <w:rPr>
+          <w:sz w:val="24"/>
+          <w:szCs w:val="24"/>
+          <w:lang w:val="en-US"/>
+        </w:rPr>
+        <w:br w:type="page"/>
       </w:r>
     </w:p>
     <w:p>
@@ -624,7 +1026,8 @@
           <w:szCs w:val="24"/>
           <w:lang w:val="en-US"/>
         </w:rPr>
-        <w:t>Datatype</w:t>
+        <w:lastRenderedPageBreak/>
+        <w:t>Operators</w:t>
       </w:r>
       <w:r>
         <w:rPr>
@@ -633,6 +1036,107 @@
           <w:lang w:val="en-US"/>
         </w:rPr>
         <w:t>:</w:t>
+      </w:r>
+      <w:r>
+        <w:rPr>
+          <w:sz w:val="24"/>
+          <w:szCs w:val="24"/>
+          <w:lang w:val="en-US"/>
+        </w:rPr>
+        <w:t xml:space="preserve"> </w:t>
+      </w:r>
+      <w:hyperlink r:id="rId6" w:history="1">
+        <w:r>
+          <w:rPr>
+            <w:rStyle w:val="Hyperlink"/>
+            <w:sz w:val="24"/>
+            <w:szCs w:val="24"/>
+            <w:lang w:val="en-US"/>
+          </w:rPr>
+          <w:t>Link</w:t>
+        </w:r>
+      </w:hyperlink>
+    </w:p>
+    <w:p>
+      <w:pPr>
+        <w:rPr>
+          <w:sz w:val="24"/>
+          <w:szCs w:val="24"/>
+          <w:lang w:val="en-US"/>
+        </w:rPr>
+      </w:pPr>
+      <w:r>
+        <w:rPr>
+          <w:noProof/>
+        </w:rPr>
+        <w:drawing>
+          <wp:inline distT="0" distB="0" distL="0" distR="0" wp14:anchorId="5E098476" wp14:editId="7A5A9894">
+            <wp:extent cx="5731510" cy="4005580"/>
+            <wp:effectExtent l="19050" t="19050" r="21590" b="13970"/>
+            <wp:docPr id="586599669" name="Picture 2" descr="operators_f"/>
+            <wp:cNvGraphicFramePr>
+              <a:graphicFrameLocks xmlns:a="http://schemas.openxmlformats.org/drawingml/2006/main" noChangeAspect="1"/>
+            </wp:cNvGraphicFramePr>
+            <a:graphic xmlns:a="http://schemas.openxmlformats.org/drawingml/2006/main">
+              <a:graphicData uri="http://schemas.openxmlformats.org/drawingml/2006/picture">
+                <pic:pic xmlns:pic="http://schemas.openxmlformats.org/drawingml/2006/picture">
+                  <pic:nvPicPr>
+                    <pic:cNvPr id="0" name="Picture 3" descr="operators_f"/>
+                    <pic:cNvPicPr>
+                      <a:picLocks noChangeAspect="1" noChangeArrowheads="1"/>
+                    </pic:cNvPicPr>
+                  </pic:nvPicPr>
+                  <pic:blipFill>
+                    <a:blip r:embed="rId7">
+                      <a:extLst>
+                        <a:ext uri="{28A0092B-C50C-407E-A947-70E740481C1C}">
+                          <a14:useLocalDpi xmlns:a14="http://schemas.microsoft.com/office/drawing/2010/main" val="0"/>
+                        </a:ext>
+                      </a:extLst>
+                    </a:blip>
+                    <a:srcRect/>
+                    <a:stretch>
+                      <a:fillRect/>
+                    </a:stretch>
+                  </pic:blipFill>
+                  <pic:spPr bwMode="auto">
+                    <a:xfrm>
+                      <a:off x="0" y="0"/>
+                      <a:ext cx="5731510" cy="4005580"/>
+                    </a:xfrm>
+                    <a:prstGeom prst="rect">
+                      <a:avLst/>
+                    </a:prstGeom>
+                    <a:noFill/>
+                    <a:ln>
+                      <a:solidFill>
+                        <a:schemeClr val="tx1"/>
+                      </a:solidFill>
+                    </a:ln>
+                  </pic:spPr>
+                </pic:pic>
+              </a:graphicData>
+            </a:graphic>
+          </wp:inline>
+        </w:drawing>
+      </w:r>
+    </w:p>
+    <w:p>
+      <w:pPr>
+        <w:rPr>
+          <w:sz w:val="24"/>
+          <w:szCs w:val="24"/>
+          <w:lang w:val="en-US"/>
+        </w:rPr>
+      </w:pPr>
+      <w:r>
+        <w:rPr>
+          <w:sz w:val="24"/>
+          <w:szCs w:val="24"/>
+          <w:lang w:val="en-US"/>
+        </w:rPr>
+        <w:tab/>
+        <w:t>Types:</w:t>
       </w:r>
     </w:p>
     <w:p>
@@ -640,7 +1144,7 @@
         <w:pStyle w:val="ListParagraph"/>
         <w:numPr>
           <w:ilvl w:val="0"/>
-          <w:numId w:val="4"/>
+          <w:numId w:val="5"/>
         </w:numPr>
         <w:rPr>
           <w:sz w:val="24"/>
@@ -654,7 +1158,95 @@
           <w:szCs w:val="24"/>
           <w:lang w:val="en-US"/>
         </w:rPr>
-        <w:t>Mutable type</w:t>
+        <w:t>Arithmetic</w:t>
+      </w:r>
+    </w:p>
+    <w:p>
+      <w:pPr>
+        <w:pStyle w:val="ListParagraph"/>
+        <w:numPr>
+          <w:ilvl w:val="0"/>
+          <w:numId w:val="5"/>
+        </w:numPr>
+        <w:rPr>
+          <w:sz w:val="24"/>
+          <w:szCs w:val="24"/>
+          <w:lang w:val="en-US"/>
+        </w:rPr>
+      </w:pPr>
+      <w:r>
+        <w:rPr>
+          <w:sz w:val="24"/>
+          <w:szCs w:val="24"/>
+          <w:lang w:val="en-US"/>
+        </w:rPr>
+        <w:t>Comparison</w:t>
+      </w:r>
+    </w:p>
+    <w:p>
+      <w:pPr>
+        <w:pStyle w:val="ListParagraph"/>
+        <w:numPr>
+          <w:ilvl w:val="0"/>
+          <w:numId w:val="5"/>
+        </w:numPr>
+        <w:rPr>
+          <w:sz w:val="24"/>
+          <w:szCs w:val="24"/>
+          <w:lang w:val="en-US"/>
+        </w:rPr>
+      </w:pPr>
+      <w:r>
+        <w:rPr>
+          <w:sz w:val="24"/>
+          <w:szCs w:val="24"/>
+          <w:lang w:val="en-US"/>
+        </w:rPr>
+        <w:t>Logical</w:t>
+      </w:r>
+    </w:p>
+    <w:p>
+      <w:pPr>
+        <w:pStyle w:val="ListParagraph"/>
+        <w:numPr>
+          <w:ilvl w:val="0"/>
+          <w:numId w:val="5"/>
+        </w:numPr>
+        <w:rPr>
+          <w:sz w:val="24"/>
+          <w:szCs w:val="24"/>
+          <w:lang w:val="en-US"/>
+        </w:rPr>
+      </w:pPr>
+      <w:r>
+        <w:rPr>
+          <w:sz w:val="24"/>
+          <w:szCs w:val="24"/>
+          <w:lang w:val="en-US"/>
+        </w:rPr>
+        <w:t>Bitwise</w:t>
+      </w:r>
+    </w:p>
+    <w:p>
+      <w:pPr>
+        <w:pStyle w:val="ListParagraph"/>
+        <w:numPr>
+          <w:ilvl w:val="0"/>
+          <w:numId w:val="5"/>
+        </w:numPr>
+        <w:rPr>
+          <w:sz w:val="24"/>
+          <w:szCs w:val="24"/>
+          <w:lang w:val="en-US"/>
+        </w:rPr>
+      </w:pPr>
+      <w:r>
+        <w:rPr>
+          <w:sz w:val="24"/>
+          <w:szCs w:val="24"/>
+          <w:lang w:val="en-US"/>
+        </w:rPr>
+        <w:t>Assignment</w:t>
       </w:r>
     </w:p>
     <w:p>
@@ -662,7 +1254,7 @@
         <w:pStyle w:val="ListParagraph"/>
         <w:numPr>
           <w:ilvl w:val="1"/>
-          <w:numId w:val="4"/>
+          <w:numId w:val="5"/>
         </w:numPr>
         <w:rPr>
           <w:sz w:val="24"/>
@@ -676,7 +1268,7 @@
           <w:szCs w:val="24"/>
           <w:lang w:val="en-US"/>
         </w:rPr>
-        <w:t>Int</w:t>
+        <w:t>=</w:t>
       </w:r>
     </w:p>
     <w:p>
@@ -684,7 +1276,7 @@
         <w:pStyle w:val="ListParagraph"/>
         <w:numPr>
           <w:ilvl w:val="1"/>
-          <w:numId w:val="4"/>
+          <w:numId w:val="5"/>
         </w:numPr>
         <w:rPr>
           <w:sz w:val="24"/>
@@ -698,7 +1290,7 @@
           <w:szCs w:val="24"/>
           <w:lang w:val="en-US"/>
         </w:rPr>
-        <w:t>Float</w:t>
+        <w:t>+=</w:t>
       </w:r>
     </w:p>
     <w:p>
@@ -706,7 +1298,7 @@
         <w:pStyle w:val="ListParagraph"/>
         <w:numPr>
           <w:ilvl w:val="1"/>
-          <w:numId w:val="4"/>
+          <w:numId w:val="5"/>
         </w:numPr>
         <w:rPr>
           <w:sz w:val="24"/>
@@ -720,7 +1312,7 @@
           <w:szCs w:val="24"/>
           <w:lang w:val="en-US"/>
         </w:rPr>
-        <w:t>List</w:t>
+        <w:t>-+</w:t>
       </w:r>
     </w:p>
     <w:p>
@@ -728,7 +1320,7 @@
         <w:pStyle w:val="ListParagraph"/>
         <w:numPr>
           <w:ilvl w:val="1"/>
-          <w:numId w:val="4"/>
+          <w:numId w:val="5"/>
         </w:numPr>
         <w:rPr>
           <w:sz w:val="24"/>
@@ -742,7 +1334,29 @@
           <w:szCs w:val="24"/>
           <w:lang w:val="en-US"/>
         </w:rPr>
-        <w:t>Dictionary</w:t>
+        <w:t>*=</w:t>
+      </w:r>
+    </w:p>
+    <w:p>
+      <w:pPr>
+        <w:pStyle w:val="ListParagraph"/>
+        <w:numPr>
+          <w:ilvl w:val="1"/>
+          <w:numId w:val="5"/>
+        </w:numPr>
+        <w:rPr>
+          <w:sz w:val="24"/>
+          <w:szCs w:val="24"/>
+          <w:lang w:val="en-US"/>
+        </w:rPr>
+      </w:pPr>
+      <w:r>
+        <w:rPr>
+          <w:sz w:val="24"/>
+          <w:szCs w:val="24"/>
+          <w:lang w:val="en-US"/>
+        </w:rPr>
+        <w:t>%=</w:t>
       </w:r>
     </w:p>
     <w:p>
@@ -750,7 +1364,7 @@
         <w:pStyle w:val="ListParagraph"/>
         <w:numPr>
           <w:ilvl w:val="0"/>
-          <w:numId w:val="4"/>
+          <w:numId w:val="5"/>
         </w:numPr>
         <w:rPr>
           <w:sz w:val="24"/>
@@ -764,7 +1378,7 @@
           <w:szCs w:val="24"/>
           <w:lang w:val="en-US"/>
         </w:rPr>
-        <w:t>Immutable types</w:t>
+        <w:t>Membership and Identity</w:t>
       </w:r>
     </w:p>
     <w:p>
@@ -772,7 +1386,7 @@
         <w:pStyle w:val="ListParagraph"/>
         <w:numPr>
           <w:ilvl w:val="1"/>
-          <w:numId w:val="4"/>
+          <w:numId w:val="5"/>
         </w:numPr>
         <w:rPr>
           <w:sz w:val="24"/>
@@ -786,7 +1400,7 @@
           <w:szCs w:val="24"/>
           <w:lang w:val="en-US"/>
         </w:rPr>
-        <w:t>Strings</w:t>
+        <w:t>in</w:t>
       </w:r>
     </w:p>
     <w:p>
@@ -794,7 +1408,7 @@
         <w:pStyle w:val="ListParagraph"/>
         <w:numPr>
           <w:ilvl w:val="1"/>
-          <w:numId w:val="4"/>
+          <w:numId w:val="5"/>
         </w:numPr>
         <w:rPr>
           <w:sz w:val="24"/>
@@ -808,15 +1422,7 @@
           <w:szCs w:val="24"/>
           <w:lang w:val="en-US"/>
         </w:rPr>
-        <w:t>Tuples</w:t>
-      </w:r>
-      <w:r>
-        <w:rPr>
-          <w:sz w:val="24"/>
-          <w:szCs w:val="24"/>
-          <w:lang w:val="en-US"/>
-        </w:rPr>
-        <w:t xml:space="preserve"> </w:t>
+        <w:t>is</w:t>
       </w:r>
     </w:p>
     <w:p>
@@ -981,6 +1587,95 @@
     </w:lvl>
   </w:abstractNum>
   <w:abstractNum w:abstractNumId="1" w15:restartNumberingAfterBreak="0">
+    <w:nsid w:val="505F1610"/>
+    <w:multiLevelType w:val="hybridMultilevel"/>
+    <w:tmpl w:val="183E6E16"/>
+    <w:lvl w:ilvl="0" w:tplc="D9F88B3C">
+      <w:start w:val="1"/>
+      <w:numFmt w:val="decimal"/>
+      <w:lvlText w:val="%1."/>
+      <w:lvlJc w:val="left"/>
+      <w:pPr>
+        <w:ind w:left="1080" w:hanging="360"/>
+      </w:pPr>
+      <w:rPr>
+        <w:rFonts w:hint="default"/>
+      </w:rPr>
+    </w:lvl>
+    <w:lvl w:ilvl="1" w:tplc="40090019">
+      <w:start w:val="1"/>
+      <w:numFmt w:val="lowerLetter"/>
+      <w:lvlText w:val="%2."/>
+      <w:lvlJc w:val="left"/>
+      <w:pPr>
+        <w:ind w:left="1800" w:hanging="360"/>
+      </w:pPr>
+    </w:lvl>
+    <w:lvl w:ilvl="2" w:tplc="4009001B" w:tentative="1">
+      <w:start w:val="1"/>
+      <w:numFmt w:val="lowerRoman"/>
+      <w:lvlText w:val="%3."/>
+      <w:lvlJc w:val="right"/>
+      <w:pPr>
+        <w:ind w:left="2520" w:hanging="180"/>
+      </w:pPr>
+    </w:lvl>
+    <w:lvl w:ilvl="3" w:tplc="4009000F" w:tentative="1">
+      <w:start w:val="1"/>
+      <w:numFmt w:val="decimal"/>
+      <w:lvlText w:val="%4."/>
+      <w:lvlJc w:val="left"/>
+      <w:pPr>
+        <w:ind w:left="3240" w:hanging="360"/>
+      </w:pPr>
+    </w:lvl>
+    <w:lvl w:ilvl="4" w:tplc="40090019" w:tentative="1">
+      <w:start w:val="1"/>
+      <w:numFmt w:val="lowerLetter"/>
+      <w:lvlText w:val="%5."/>
+      <w:lvlJc w:val="left"/>
+      <w:pPr>
+        <w:ind w:left="3960" w:hanging="360"/>
+      </w:pPr>
+    </w:lvl>
+    <w:lvl w:ilvl="5" w:tplc="4009001B" w:tentative="1">
+      <w:start w:val="1"/>
+      <w:numFmt w:val="lowerRoman"/>
+      <w:lvlText w:val="%6."/>
+      <w:lvlJc w:val="right"/>
+      <w:pPr>
+        <w:ind w:left="4680" w:hanging="180"/>
+      </w:pPr>
+    </w:lvl>
+    <w:lvl w:ilvl="6" w:tplc="4009000F" w:tentative="1">
+      <w:start w:val="1"/>
+      <w:numFmt w:val="decimal"/>
+      <w:lvlText w:val="%7."/>
+      <w:lvlJc w:val="left"/>
+      <w:pPr>
+        <w:ind w:left="5400" w:hanging="360"/>
+      </w:pPr>
+    </w:lvl>
+    <w:lvl w:ilvl="7" w:tplc="40090019" w:tentative="1">
+      <w:start w:val="1"/>
+      <w:numFmt w:val="lowerLetter"/>
+      <w:lvlText w:val="%8."/>
+      <w:lvlJc w:val="left"/>
+      <w:pPr>
+        <w:ind w:left="6120" w:hanging="360"/>
+      </w:pPr>
+    </w:lvl>
+    <w:lvl w:ilvl="8" w:tplc="4009001B" w:tentative="1">
+      <w:start w:val="1"/>
+      <w:numFmt w:val="lowerRoman"/>
+      <w:lvlText w:val="%9."/>
+      <w:lvlJc w:val="right"/>
+      <w:pPr>
+        <w:ind w:left="6840" w:hanging="180"/>
+      </w:pPr>
+    </w:lvl>
+  </w:abstractNum>
+  <w:abstractNum w:abstractNumId="2" w15:restartNumberingAfterBreak="0">
     <w:nsid w:val="532B63CA"/>
     <w:multiLevelType w:val="hybridMultilevel"/>
     <w:tmpl w:val="800260BE"/>
@@ -1069,7 +1764,7 @@
       </w:pPr>
     </w:lvl>
   </w:abstractNum>
-  <w:abstractNum w:abstractNumId="2" w15:restartNumberingAfterBreak="0">
+  <w:abstractNum w:abstractNumId="3" w15:restartNumberingAfterBreak="0">
     <w:nsid w:val="5C8A62CA"/>
     <w:multiLevelType w:val="hybridMultilevel"/>
     <w:tmpl w:val="FABA33AE"/>
@@ -1158,7 +1853,7 @@
       </w:pPr>
     </w:lvl>
   </w:abstractNum>
-  <w:abstractNum w:abstractNumId="3" w15:restartNumberingAfterBreak="0">
+  <w:abstractNum w:abstractNumId="4" w15:restartNumberingAfterBreak="0">
     <w:nsid w:val="79575858"/>
     <w:multiLevelType w:val="hybridMultilevel"/>
     <w:tmpl w:val="DFD2006A"/>
@@ -1248,16 +1943,19 @@
     </w:lvl>
   </w:abstractNum>
   <w:num w:numId="1" w16cid:durableId="445009214">
-    <w:abstractNumId w:val="2"/>
+    <w:abstractNumId w:val="3"/>
   </w:num>
   <w:num w:numId="2" w16cid:durableId="1399204227">
-    <w:abstractNumId w:val="1"/>
+    <w:abstractNumId w:val="2"/>
   </w:num>
   <w:num w:numId="3" w16cid:durableId="1667858247">
     <w:abstractNumId w:val="0"/>
   </w:num>
   <w:num w:numId="4" w16cid:durableId="718364847">
-    <w:abstractNumId w:val="3"/>
+    <w:abstractNumId w:val="4"/>
+  </w:num>
+  <w:num w:numId="5" w16cid:durableId="464540960">
+    <w:abstractNumId w:val="1"/>
   </w:num>
 </w:numbering>
 </file>
@@ -1778,6 +2476,29 @@
       <w14:ligatures w14:val="none"/>
     </w:rPr>
   </w:style>
+  <w:style w:type="character" w:styleId="Hyperlink">
+    <w:name w:val="Hyperlink"/>
+    <w:basedOn w:val="DefaultParagraphFont"/>
+    <w:uiPriority w:val="99"/>
+    <w:unhideWhenUsed/>
+    <w:rsid w:val="005B402F"/>
+    <w:rPr>
+      <w:color w:val="0563C1" w:themeColor="hyperlink"/>
+      <w:u w:val="single"/>
+    </w:rPr>
+  </w:style>
+  <w:style w:type="character" w:styleId="UnresolvedMention">
+    <w:name w:val="Unresolved Mention"/>
+    <w:basedOn w:val="DefaultParagraphFont"/>
+    <w:uiPriority w:val="99"/>
+    <w:semiHidden/>
+    <w:unhideWhenUsed/>
+    <w:rsid w:val="005B402F"/>
+    <w:rPr>
+      <w:color w:val="605E5C"/>
+      <w:shd w:val="clear" w:color="auto" w:fill="E1DFDD"/>
+    </w:rPr>
+  </w:style>
 </w:styles>
 </file>
 
